--- a/Coding 2 - year/Unit 3 - Advanced Functions & Algorithms/Daily Lesson Plans/Word/Day 7.docx
+++ b/Coding 2 - year/Unit 3 - Advanced Functions & Algorithms/Daily Lesson Plans/Word/Day 7.docx
@@ -50,12 +50,15 @@
               </w:rPr>
               <w:t xml:space="preserve">Coding II — Full Year</w:t>
             </w:r>
-          </w:p>
-          <w:p>
-            <w:pPr>
-              <w:spacing w:before="40"/>
-              <w:jc w:val="center"/>
-            </w:pPr>
+            <w:r>
+              <w:rPr>
+                <w:rFonts w:ascii="Arial" w:cs="Arial" w:eastAsia="Arial" w:hAnsi="Arial"/>
+                <w:sz w:val="16"/>
+                <w:szCs w:val="16"/>
+              </w:rPr>
+              <w:br/>
+              <w:t xml:space="preserve"/>
+            </w:r>
             <w:r>
               <w:rPr>
                 <w:rFonts w:ascii="Arial" w:cs="Arial" w:eastAsia="Arial" w:hAnsi="Arial"/>
@@ -83,7 +86,7 @@
           <w:rFonts w:ascii="Arial" w:cs="Arial" w:eastAsia="Arial" w:hAnsi="Arial"/>
           <w:b/>
           <w:bCs/>
-          <w:color w:val="0D3B1F"/>
+          <w:color w:val="1B7A4A"/>
           <w:sz w:val="32"/>
           <w:szCs w:val="32"/>
         </w:rPr>
@@ -261,9 +264,9 @@
               <w:right w:val="single" w:color="CCCCCC" w:sz="1"/>
             </w:tcBorders>
             <w:tcMar>
-              <w:top w:type="dxa" w:w="60"/>
+              <w:top w:type="dxa" w:w="80"/>
               <w:left w:type="dxa" w:w="120"/>
-              <w:bottom w:type="dxa" w:w="60"/>
+              <w:bottom w:type="dxa" w:w="80"/>
               <w:right w:type="dxa" w:w="120"/>
             </w:tcMar>
           </w:tcPr>
@@ -290,20 +293,213 @@
               <w:right w:val="single" w:color="CCCCCC" w:sz="1"/>
             </w:tcBorders>
             <w:tcMar>
-              <w:top w:type="dxa" w:w="60"/>
+              <w:top w:type="dxa" w:w="80"/>
               <w:left w:type="dxa" w:w="120"/>
-              <w:bottom w:type="dxa" w:w="60"/>
+              <w:bottom w:type="dxa" w:w="80"/>
               <w:right w:type="dxa" w:w="120"/>
             </w:tcMar>
           </w:tcPr>
           <w:p>
-            <w:r>
-              <w:rPr>
-                <w:rFonts w:ascii="Arial" w:cs="Arial" w:eastAsia="Arial" w:hAnsi="Arial"/>
-                <w:sz w:val="20"/>
-                <w:szCs w:val="20"/>
+            <w:pPr>
+              <w:spacing w:after="80" w:before="80"/>
+            </w:pPr>
+            <w:r>
+              <w:rPr>
+                <w:rFonts w:ascii="Arial" w:cs="Arial" w:eastAsia="Arial" w:hAnsi="Arial"/>
+                <w:b/>
+                <w:bCs/>
+                <w:i w:val="false"/>
+                <w:iCs w:val="false"/>
+                <w:color w:val="000000"/>
+                <w:sz w:val="22"/>
+                <w:szCs w:val="22"/>
               </w:rPr>
               <w:t xml:space="preserve">Bell Ringer / Review</w:t>
+            </w:r>
+            <w:r>
+              <w:rPr>
+                <w:rFonts w:ascii="Arial" w:cs="Arial" w:eastAsia="Arial" w:hAnsi="Arial"/>
+                <w:sz w:val="20"/>
+                <w:szCs w:val="20"/>
+              </w:rPr>
+              <w:br/>
+              <w:t xml:space="preserve"/>
+            </w:r>
+            <w:r>
+              <w:rPr>
+                <w:rFonts w:ascii="Arial" w:cs="Arial" w:eastAsia="Arial" w:hAnsi="Arial"/>
+                <w:sz w:val="20"/>
+                <w:szCs w:val="20"/>
+              </w:rPr>
+              <w:br/>
+              <w:t xml:space="preserve"/>
+            </w:r>
+            <w:r>
+              <w:rPr>
+                <w:rFonts w:ascii="Arial" w:cs="Arial" w:eastAsia="Arial" w:hAnsi="Arial"/>
+                <w:b/>
+                <w:bCs/>
+                <w:i w:val="false"/>
+                <w:iCs w:val="false"/>
+                <w:color w:val="000000"/>
+                <w:sz w:val="20"/>
+                <w:szCs w:val="20"/>
+              </w:rPr>
+              <w:t xml:space="preserve">Quick Write </w:t>
+            </w:r>
+            <w:r>
+              <w:rPr>
+                <w:rFonts w:ascii="Arial" w:cs="Arial" w:eastAsia="Arial" w:hAnsi="Arial"/>
+                <w:b w:val="false"/>
+                <w:bCs w:val="false"/>
+                <w:i w:val="false"/>
+                <w:iCs w:val="false"/>
+                <w:color w:val="000000"/>
+                <w:sz w:val="20"/>
+                <w:szCs w:val="20"/>
+              </w:rPr>
+              <w:t xml:space="preserve">(3 min — written or verbal):</w:t>
+            </w:r>
+            <w:r>
+              <w:rPr>
+                <w:rFonts w:ascii="Arial" w:cs="Arial" w:eastAsia="Arial" w:hAnsi="Arial"/>
+                <w:sz w:val="20"/>
+                <w:szCs w:val="20"/>
+              </w:rPr>
+              <w:br/>
+              <w:t xml:space="preserve"/>
+            </w:r>
+            <w:r>
+              <w:rPr>
+                <w:rFonts w:ascii="Arial" w:cs="Arial" w:eastAsia="Arial" w:hAnsi="Arial"/>
+                <w:b w:val="false"/>
+                <w:bCs w:val="false"/>
+                <w:i w:val="false"/>
+                <w:iCs w:val="false"/>
+                <w:color w:val="000000"/>
+                <w:sz w:val="20"/>
+                <w:szCs w:val="20"/>
+              </w:rPr>
+              <w:t xml:space="preserve">    What do you already know about how to write complex list and dictionary comprehensions with nested loops and multiple conditions?</w:t>
+            </w:r>
+            <w:r>
+              <w:rPr>
+                <w:rFonts w:ascii="Arial" w:cs="Arial" w:eastAsia="Arial" w:hAnsi="Arial"/>
+                <w:sz w:val="20"/>
+                <w:szCs w:val="20"/>
+              </w:rPr>
+              <w:br/>
+              <w:t xml:space="preserve"/>
+            </w:r>
+            <w:r>
+              <w:rPr>
+                <w:rFonts w:ascii="Arial" w:cs="Arial" w:eastAsia="Arial" w:hAnsi="Arial"/>
+                <w:sz w:val="20"/>
+                <w:szCs w:val="20"/>
+              </w:rPr>
+              <w:br/>
+              <w:t xml:space="preserve"/>
+            </w:r>
+            <w:r>
+              <w:rPr>
+                <w:rFonts w:ascii="Arial" w:cs="Arial" w:eastAsia="Arial" w:hAnsi="Arial"/>
+                <w:b/>
+                <w:bCs/>
+                <w:i w:val="false"/>
+                <w:iCs w:val="false"/>
+                <w:color w:val="000000"/>
+                <w:sz w:val="20"/>
+                <w:szCs w:val="20"/>
+              </w:rPr>
+              <w:t xml:space="preserve">Vocabulary Preview — </w:t>
+            </w:r>
+            <w:r>
+              <w:rPr>
+                <w:rFonts w:ascii="Arial" w:cs="Arial" w:eastAsia="Arial" w:hAnsi="Arial"/>
+                <w:b w:val="false"/>
+                <w:bCs w:val="false"/>
+                <w:i w:val="false"/>
+                <w:iCs w:val="false"/>
+                <w:color w:val="000000"/>
+                <w:sz w:val="20"/>
+                <w:szCs w:val="20"/>
+              </w:rPr>
+              <w:t xml:space="preserve">terms we'll use today:</w:t>
+            </w:r>
+            <w:r>
+              <w:rPr>
+                <w:rFonts w:ascii="Arial" w:cs="Arial" w:eastAsia="Arial" w:hAnsi="Arial"/>
+                <w:sz w:val="20"/>
+                <w:szCs w:val="20"/>
+              </w:rPr>
+              <w:br/>
+              <w:t xml:space="preserve"/>
+            </w:r>
+            <w:r>
+              <w:rPr>
+                <w:rFonts w:ascii="Arial" w:cs="Arial" w:eastAsia="Arial" w:hAnsi="Arial"/>
+                <w:b w:val="false"/>
+                <w:bCs w:val="false"/>
+                <w:i w:val="false"/>
+                <w:iCs w:val="false"/>
+                <w:color w:val="000000"/>
+                <w:sz w:val="20"/>
+                <w:szCs w:val="20"/>
+              </w:rPr>
+              <w:t xml:space="preserve">    • Nested Comprehensions   •   Multiple Conditions   •   Syntax for complex comprehensions   •   Dictionary/Set Comprehensions</w:t>
+            </w:r>
+            <w:r>
+              <w:rPr>
+                <w:rFonts w:ascii="Arial" w:cs="Arial" w:eastAsia="Arial" w:hAnsi="Arial"/>
+                <w:sz w:val="20"/>
+                <w:szCs w:val="20"/>
+              </w:rPr>
+              <w:br/>
+              <w:t xml:space="preserve"/>
+            </w:r>
+            <w:r>
+              <w:rPr>
+                <w:rFonts w:ascii="Arial" w:cs="Arial" w:eastAsia="Arial" w:hAnsi="Arial"/>
+                <w:sz w:val="20"/>
+                <w:szCs w:val="20"/>
+              </w:rPr>
+              <w:br/>
+              <w:t xml:space="preserve"/>
+            </w:r>
+            <w:r>
+              <w:rPr>
+                <w:rFonts w:ascii="Arial" w:cs="Arial" w:eastAsia="Arial" w:hAnsi="Arial"/>
+                <w:b w:val="false"/>
+                <w:bCs w:val="false"/>
+                <w:i/>
+                <w:iCs/>
+                <w:color w:val="444444"/>
+                <w:sz w:val="20"/>
+                <w:szCs w:val="20"/>
+              </w:rPr>
+              <w:t xml:space="preserve">Today's Goal: By the end of class you will be able to write complex list and dictionary comprehensions with nested loops and multiple conditions.</w:t>
+            </w:r>
+            <w:r>
+              <w:rPr>
+                <w:rFonts w:ascii="Arial" w:cs="Arial" w:eastAsia="Arial" w:hAnsi="Arial"/>
+                <w:sz w:val="20"/>
+                <w:szCs w:val="20"/>
+              </w:rPr>
+              <w:br/>
+              <w:t xml:space="preserve"/>
+            </w:r>
+            <w:r>
+              <w:rPr>
+                <w:rFonts w:ascii="Arial" w:cs="Arial" w:eastAsia="Arial" w:hAnsi="Arial"/>
+                <w:b w:val="false"/>
+                <w:bCs w:val="false"/>
+                <w:i/>
+                <w:iCs/>
+                <w:color w:val="555555"/>
+                <w:sz w:val="20"/>
+                <w:szCs w:val="20"/>
+              </w:rPr>
+              <w:t xml:space="preserve">→ Pair-share your response, then 2–3 students share with the class.</w:t>
             </w:r>
           </w:p>
         </w:tc>
@@ -319,9 +515,9 @@
               <w:right w:val="single" w:color="CCCCCC" w:sz="1"/>
             </w:tcBorders>
             <w:tcMar>
-              <w:top w:type="dxa" w:w="60"/>
+              <w:top w:type="dxa" w:w="80"/>
               <w:left w:type="dxa" w:w="120"/>
-              <w:bottom w:type="dxa" w:w="60"/>
+              <w:bottom w:type="dxa" w:w="80"/>
               <w:right w:type="dxa" w:w="120"/>
             </w:tcMar>
           </w:tcPr>
@@ -348,20 +544,358 @@
               <w:right w:val="single" w:color="CCCCCC" w:sz="1"/>
             </w:tcBorders>
             <w:tcMar>
-              <w:top w:type="dxa" w:w="60"/>
+              <w:top w:type="dxa" w:w="80"/>
               <w:left w:type="dxa" w:w="120"/>
-              <w:bottom w:type="dxa" w:w="60"/>
+              <w:bottom w:type="dxa" w:w="80"/>
               <w:right w:type="dxa" w:w="120"/>
             </w:tcMar>
           </w:tcPr>
           <w:p>
-            <w:r>
-              <w:rPr>
-                <w:rFonts w:ascii="Arial" w:cs="Arial" w:eastAsia="Arial" w:hAnsi="Arial"/>
-                <w:sz w:val="20"/>
-                <w:szCs w:val="20"/>
-              </w:rPr>
-              <w:t xml:space="preserve">Mini Lesson: Advanced List and Dictionary Comprehensions</w:t>
+            <w:pPr>
+              <w:spacing w:after="80" w:before="80"/>
+            </w:pPr>
+            <w:r>
+              <w:rPr>
+                <w:rFonts w:ascii="Arial" w:cs="Arial" w:eastAsia="Arial" w:hAnsi="Arial"/>
+                <w:b/>
+                <w:bCs/>
+                <w:i w:val="false"/>
+                <w:iCs w:val="false"/>
+                <w:color w:val="000000"/>
+                <w:sz w:val="22"/>
+                <w:szCs w:val="22"/>
+              </w:rPr>
+              <w:t xml:space="preserve">Mini Lesson: </w:t>
+            </w:r>
+            <w:r>
+              <w:rPr>
+                <w:rFonts w:ascii="Arial" w:cs="Arial" w:eastAsia="Arial" w:hAnsi="Arial"/>
+                <w:b w:val="false"/>
+                <w:bCs w:val="false"/>
+                <w:i w:val="false"/>
+                <w:iCs w:val="false"/>
+                <w:color w:val="000000"/>
+                <w:sz w:val="22"/>
+                <w:szCs w:val="22"/>
+              </w:rPr>
+              <w:t xml:space="preserve">Advanced List and Dictionary Comprehensions</w:t>
+            </w:r>
+            <w:r>
+              <w:rPr>
+                <w:rFonts w:ascii="Arial" w:cs="Arial" w:eastAsia="Arial" w:hAnsi="Arial"/>
+                <w:sz w:val="20"/>
+                <w:szCs w:val="20"/>
+              </w:rPr>
+              <w:br/>
+              <w:t xml:space="preserve"/>
+            </w:r>
+            <w:r>
+              <w:rPr>
+                <w:rFonts w:ascii="Arial" w:cs="Arial" w:eastAsia="Arial" w:hAnsi="Arial"/>
+                <w:sz w:val="20"/>
+                <w:szCs w:val="20"/>
+              </w:rPr>
+              <w:br/>
+              <w:t xml:space="preserve"/>
+            </w:r>
+            <w:r>
+              <w:rPr>
+                <w:rFonts w:ascii="Arial" w:cs="Arial" w:eastAsia="Arial" w:hAnsi="Arial"/>
+                <w:b/>
+                <w:bCs/>
+                <w:i/>
+                <w:iCs/>
+                <w:color w:val="000000"/>
+                <w:sz w:val="20"/>
+                <w:szCs w:val="20"/>
+              </w:rPr>
+              <w:t xml:space="preserve">Learning Target: </w:t>
+            </w:r>
+            <w:r>
+              <w:rPr>
+                <w:rFonts w:ascii="Arial" w:cs="Arial" w:eastAsia="Arial" w:hAnsi="Arial"/>
+                <w:b w:val="false"/>
+                <w:bCs w:val="false"/>
+                <w:i/>
+                <w:iCs/>
+                <w:color w:val="333333"/>
+                <w:sz w:val="20"/>
+                <w:szCs w:val="20"/>
+              </w:rPr>
+              <w:t xml:space="preserve">I can write complex list and dictionary comprehensions with nested loops and multiple conditions.</w:t>
+            </w:r>
+            <w:r>
+              <w:rPr>
+                <w:rFonts w:ascii="Arial" w:cs="Arial" w:eastAsia="Arial" w:hAnsi="Arial"/>
+                <w:sz w:val="20"/>
+                <w:szCs w:val="20"/>
+              </w:rPr>
+              <w:br/>
+              <w:t xml:space="preserve"/>
+            </w:r>
+            <w:r>
+              <w:rPr>
+                <w:rFonts w:ascii="Arial" w:cs="Arial" w:eastAsia="Arial" w:hAnsi="Arial"/>
+                <w:sz w:val="20"/>
+                <w:szCs w:val="20"/>
+              </w:rPr>
+              <w:br/>
+              <w:t xml:space="preserve"/>
+            </w:r>
+            <w:r>
+              <w:rPr>
+                <w:rFonts w:ascii="Arial" w:cs="Arial" w:eastAsia="Arial" w:hAnsi="Arial"/>
+                <w:b w:val="false"/>
+                <w:bCs w:val="false"/>
+                <w:i w:val="false"/>
+                <w:iCs w:val="false"/>
+                <w:color w:val="000000"/>
+                <w:sz w:val="20"/>
+                <w:szCs w:val="20"/>
+              </w:rPr>
+              <w:t xml:space="preserve">Nested Comprehensions — Comprehensions can contain loops within loops, allowing you to work with nested data structures like lists of lists or multiple iterables.</w:t>
+            </w:r>
+            <w:r>
+              <w:rPr>
+                <w:rFonts w:ascii="Arial" w:cs="Arial" w:eastAsia="Arial" w:hAnsi="Arial"/>
+                <w:sz w:val="20"/>
+                <w:szCs w:val="20"/>
+              </w:rPr>
+              <w:br/>
+              <w:t xml:space="preserve"/>
+            </w:r>
+            <w:r>
+              <w:rPr>
+                <w:rFonts w:ascii="Arial" w:cs="Arial" w:eastAsia="Arial" w:hAnsi="Arial"/>
+                <w:b w:val="false"/>
+                <w:bCs w:val="false"/>
+                <w:i w:val="false"/>
+                <w:iCs w:val="false"/>
+                <w:color w:val="000000"/>
+                <w:sz w:val="20"/>
+                <w:szCs w:val="20"/>
+              </w:rPr>
+              <w:t xml:space="preserve">Multiple Conditions — Add multiple if statements to filter by different criteria.</w:t>
+            </w:r>
+            <w:r>
+              <w:rPr>
+                <w:rFonts w:ascii="Arial" w:cs="Arial" w:eastAsia="Arial" w:hAnsi="Arial"/>
+                <w:sz w:val="20"/>
+                <w:szCs w:val="20"/>
+              </w:rPr>
+              <w:br/>
+              <w:t xml:space="preserve"/>
+            </w:r>
+            <w:r>
+              <w:rPr>
+                <w:rFonts w:ascii="Arial" w:cs="Arial" w:eastAsia="Arial" w:hAnsi="Arial"/>
+                <w:sz w:val="20"/>
+                <w:szCs w:val="20"/>
+              </w:rPr>
+              <w:br/>
+              <w:t xml:space="preserve"/>
+            </w:r>
+            <w:r>
+              <w:rPr>
+                <w:rFonts w:ascii="Arial" w:cs="Arial" w:eastAsia="Arial" w:hAnsi="Arial"/>
+                <w:b/>
+                <w:bCs/>
+                <w:i w:val="false"/>
+                <w:iCs w:val="false"/>
+                <w:color w:val="000000"/>
+                <w:sz w:val="20"/>
+                <w:szCs w:val="20"/>
+              </w:rPr>
+              <w:t xml:space="preserve">Key Concepts:</w:t>
+            </w:r>
+            <w:r>
+              <w:rPr>
+                <w:rFonts w:ascii="Arial" w:cs="Arial" w:eastAsia="Arial" w:hAnsi="Arial"/>
+                <w:sz w:val="20"/>
+                <w:szCs w:val="20"/>
+              </w:rPr>
+              <w:br/>
+              <w:t xml:space="preserve"/>
+            </w:r>
+            <w:r>
+              <w:rPr>
+                <w:rFonts w:ascii="Arial" w:cs="Arial" w:eastAsia="Arial" w:hAnsi="Arial"/>
+                <w:b w:val="false"/>
+                <w:bCs w:val="false"/>
+                <w:i w:val="false"/>
+                <w:iCs w:val="false"/>
+                <w:color w:val="000000"/>
+                <w:sz w:val="20"/>
+                <w:szCs w:val="20"/>
+              </w:rPr>
+              <w:t xml:space="preserve">    • With condition: [expr for item in iterable if condition]</w:t>
+            </w:r>
+            <w:r>
+              <w:rPr>
+                <w:rFonts w:ascii="Arial" w:cs="Arial" w:eastAsia="Arial" w:hAnsi="Arial"/>
+                <w:sz w:val="20"/>
+                <w:szCs w:val="20"/>
+              </w:rPr>
+              <w:br/>
+              <w:t xml:space="preserve"/>
+            </w:r>
+            <w:r>
+              <w:rPr>
+                <w:rFonts w:ascii="Arial" w:cs="Arial" w:eastAsia="Arial" w:hAnsi="Arial"/>
+                <w:b w:val="false"/>
+                <w:bCs w:val="false"/>
+                <w:i w:val="false"/>
+                <w:iCs w:val="false"/>
+                <w:color w:val="000000"/>
+                <w:sz w:val="20"/>
+                <w:szCs w:val="20"/>
+              </w:rPr>
+              <w:t xml:space="preserve">    • With nested loop: [expr for item in iterable1 for subitem in iterable2]</w:t>
+            </w:r>
+            <w:r>
+              <w:rPr>
+                <w:rFonts w:ascii="Arial" w:cs="Arial" w:eastAsia="Arial" w:hAnsi="Arial"/>
+                <w:sz w:val="20"/>
+                <w:szCs w:val="20"/>
+              </w:rPr>
+              <w:br/>
+              <w:t xml:space="preserve"/>
+            </w:r>
+            <w:r>
+              <w:rPr>
+                <w:rFonts w:ascii="Arial" w:cs="Arial" w:eastAsia="Arial" w:hAnsi="Arial"/>
+                <w:b w:val="false"/>
+                <w:bCs w:val="false"/>
+                <w:i w:val="false"/>
+                <w:iCs w:val="false"/>
+                <w:color w:val="000000"/>
+                <w:sz w:val="20"/>
+                <w:szCs w:val="20"/>
+              </w:rPr>
+              <w:t xml:space="preserve">    • With multiple conditions: [expr for item in iterable if cond1 if cond2]</w:t>
+            </w:r>
+            <w:r>
+              <w:rPr>
+                <w:rFonts w:ascii="Arial" w:cs="Arial" w:eastAsia="Arial" w:hAnsi="Arial"/>
+                <w:sz w:val="20"/>
+                <w:szCs w:val="20"/>
+              </w:rPr>
+              <w:br/>
+              <w:t xml:space="preserve"/>
+            </w:r>
+            <w:r>
+              <w:rPr>
+                <w:rFonts w:ascii="Arial" w:cs="Arial" w:eastAsia="Arial" w:hAnsi="Arial"/>
+                <w:sz w:val="20"/>
+                <w:szCs w:val="20"/>
+              </w:rPr>
+              <w:br/>
+              <w:t xml:space="preserve"/>
+            </w:r>
+            <w:r>
+              <w:rPr>
+                <w:rFonts w:ascii="Arial" w:cs="Arial" w:eastAsia="Arial" w:hAnsi="Arial"/>
+                <w:b/>
+                <w:bCs/>
+                <w:i w:val="false"/>
+                <w:iCs w:val="false"/>
+                <w:color w:val="000000"/>
+                <w:sz w:val="20"/>
+                <w:szCs w:val="20"/>
+              </w:rPr>
+              <w:t xml:space="preserve">Vocabulary: </w:t>
+            </w:r>
+            <w:r>
+              <w:rPr>
+                <w:rFonts w:ascii="Arial" w:cs="Arial" w:eastAsia="Arial" w:hAnsi="Arial"/>
+                <w:b w:val="false"/>
+                <w:bCs w:val="false"/>
+                <w:i w:val="false"/>
+                <w:iCs w:val="false"/>
+                <w:color w:val="000000"/>
+                <w:sz w:val="20"/>
+                <w:szCs w:val="20"/>
+              </w:rPr>
+              <w:t xml:space="preserve">Nested Comprehensions, Multiple Conditions, Syntax for complex comprehensions, Dictionary/Set Comprehensions</w:t>
+            </w:r>
+            <w:r>
+              <w:rPr>
+                <w:rFonts w:ascii="Arial" w:cs="Arial" w:eastAsia="Arial" w:hAnsi="Arial"/>
+                <w:sz w:val="20"/>
+                <w:szCs w:val="20"/>
+              </w:rPr>
+              <w:br/>
+              <w:t xml:space="preserve"/>
+            </w:r>
+            <w:r>
+              <w:rPr>
+                <w:rFonts w:ascii="Arial" w:cs="Arial" w:eastAsia="Arial" w:hAnsi="Arial"/>
+                <w:sz w:val="20"/>
+                <w:szCs w:val="20"/>
+              </w:rPr>
+              <w:br/>
+              <w:t xml:space="preserve"/>
+            </w:r>
+            <w:r>
+              <w:rPr>
+                <w:rFonts w:ascii="Arial" w:cs="Arial" w:eastAsia="Arial" w:hAnsi="Arial"/>
+                <w:b/>
+                <w:bCs/>
+                <w:i/>
+                <w:iCs/>
+                <w:color w:val="555555"/>
+                <w:sz w:val="20"/>
+                <w:szCs w:val="20"/>
+              </w:rPr>
+              <w:t xml:space="preserve">→ Live Demo — </w:t>
+            </w:r>
+            <w:r>
+              <w:rPr>
+                <w:rFonts w:ascii="Arial" w:cs="Arial" w:eastAsia="Arial" w:hAnsi="Arial"/>
+                <w:b w:val="false"/>
+                <w:bCs w:val="false"/>
+                <w:i/>
+                <w:iCs/>
+                <w:color w:val="555555"/>
+                <w:sz w:val="20"/>
+                <w:szCs w:val="20"/>
+              </w:rPr>
+              <w:t xml:space="preserve">type examples as students follow along in their own editor.</w:t>
+            </w:r>
+            <w:r>
+              <w:rPr>
+                <w:rFonts w:ascii="Arial" w:cs="Arial" w:eastAsia="Arial" w:hAnsi="Arial"/>
+                <w:sz w:val="20"/>
+                <w:szCs w:val="20"/>
+              </w:rPr>
+              <w:br/>
+              <w:t xml:space="preserve"/>
+            </w:r>
+            <w:r>
+              <w:rPr>
+                <w:rFonts w:ascii="Arial" w:cs="Arial" w:eastAsia="Arial" w:hAnsi="Arial"/>
+                <w:b/>
+                <w:bCs/>
+                <w:i/>
+                <w:iCs/>
+                <w:color w:val="555555"/>
+                <w:sz w:val="20"/>
+                <w:szCs w:val="20"/>
+              </w:rPr>
+              <w:t xml:space="preserve">→ Check for Understanding: </w:t>
+            </w:r>
+            <w:r>
+              <w:rPr>
+                <w:rFonts w:ascii="Arial" w:cs="Arial" w:eastAsia="Arial" w:hAnsi="Arial"/>
+                <w:b w:val="false"/>
+                <w:bCs w:val="false"/>
+                <w:i/>
+                <w:iCs/>
+                <w:color w:val="555555"/>
+                <w:sz w:val="20"/>
+                <w:szCs w:val="20"/>
+              </w:rPr>
+              <w:t xml:space="preserve">pause and cold-call: “Can someone explain what we just did in their own words?”</w:t>
             </w:r>
           </w:p>
         </w:tc>
@@ -377,9 +911,9 @@
               <w:right w:val="single" w:color="CCCCCC" w:sz="1"/>
             </w:tcBorders>
             <w:tcMar>
-              <w:top w:type="dxa" w:w="60"/>
+              <w:top w:type="dxa" w:w="80"/>
               <w:left w:type="dxa" w:w="120"/>
-              <w:bottom w:type="dxa" w:w="60"/>
+              <w:bottom w:type="dxa" w:w="80"/>
               <w:right w:type="dxa" w:w="120"/>
             </w:tcMar>
           </w:tcPr>
@@ -406,20 +940,90 @@
               <w:right w:val="single" w:color="CCCCCC" w:sz="1"/>
             </w:tcBorders>
             <w:tcMar>
-              <w:top w:type="dxa" w:w="60"/>
+              <w:top w:type="dxa" w:w="80"/>
               <w:left w:type="dxa" w:w="120"/>
-              <w:bottom w:type="dxa" w:w="60"/>
+              <w:bottom w:type="dxa" w:w="80"/>
               <w:right w:type="dxa" w:w="120"/>
             </w:tcMar>
           </w:tcPr>
           <w:p>
-            <w:r>
-              <w:rPr>
-                <w:rFonts w:ascii="Arial" w:cs="Arial" w:eastAsia="Arial" w:hAnsi="Arial"/>
-                <w:sz w:val="20"/>
-                <w:szCs w:val="20"/>
+            <w:pPr>
+              <w:spacing w:after="80" w:before="80"/>
+            </w:pPr>
+            <w:r>
+              <w:rPr>
+                <w:rFonts w:ascii="Arial" w:cs="Arial" w:eastAsia="Arial" w:hAnsi="Arial"/>
+                <w:b/>
+                <w:bCs/>
+                <w:i w:val="false"/>
+                <w:iCs w:val="false"/>
+                <w:color w:val="000000"/>
+                <w:sz w:val="22"/>
+                <w:szCs w:val="22"/>
               </w:rPr>
               <w:t xml:space="preserve">Guided Practice</w:t>
+            </w:r>
+            <w:r>
+              <w:rPr>
+                <w:rFonts w:ascii="Arial" w:cs="Arial" w:eastAsia="Arial" w:hAnsi="Arial"/>
+                <w:sz w:val="20"/>
+                <w:szCs w:val="20"/>
+              </w:rPr>
+              <w:br/>
+              <w:t xml:space="preserve"/>
+            </w:r>
+            <w:r>
+              <w:rPr>
+                <w:rFonts w:ascii="Arial" w:cs="Arial" w:eastAsia="Arial" w:hAnsi="Arial"/>
+                <w:sz w:val="20"/>
+                <w:szCs w:val="20"/>
+              </w:rPr>
+              <w:br/>
+              <w:t xml:space="preserve"/>
+            </w:r>
+            <w:r>
+              <w:rPr>
+                <w:rFonts w:ascii="Arial" w:cs="Arial" w:eastAsia="Arial" w:hAnsi="Arial"/>
+                <w:b w:val="false"/>
+                <w:bCs w:val="false"/>
+                <w:i w:val="false"/>
+                <w:iCs w:val="false"/>
+                <w:color w:val="000000"/>
+                <w:sz w:val="20"/>
+                <w:szCs w:val="20"/>
+              </w:rPr>
+              <w:t xml:space="preserve">Step 1: Create a list of all pairs (x, y) where x is from [1, 2, 3] and y is from ['a', 'b'].</w:t>
+            </w:r>
+            <w:r>
+              <w:rPr>
+                <w:rFonts w:ascii="Arial" w:cs="Arial" w:eastAsia="Arial" w:hAnsi="Arial"/>
+                <w:sz w:val="20"/>
+                <w:szCs w:val="20"/>
+              </w:rPr>
+              <w:br/>
+              <w:t xml:space="preserve"/>
+            </w:r>
+            <w:r>
+              <w:rPr>
+                <w:rFonts w:ascii="Arial" w:cs="Arial" w:eastAsia="Arial" w:hAnsi="Arial"/>
+                <w:sz w:val="20"/>
+                <w:szCs w:val="20"/>
+              </w:rPr>
+              <w:br/>
+              <w:t xml:space="preserve"/>
+            </w:r>
+            <w:r>
+              <w:rPr>
+                <w:rFonts w:ascii="Arial" w:cs="Arial" w:eastAsia="Arial" w:hAnsi="Arial"/>
+                <w:b w:val="false"/>
+                <w:bCs w:val="false"/>
+                <w:i/>
+                <w:iCs/>
+                <w:color w:val="555555"/>
+                <w:sz w:val="20"/>
+                <w:szCs w:val="20"/>
+              </w:rPr>
+              <w:t xml:space="preserve">→ Teacher models — students try alongside, then compare results.</w:t>
             </w:r>
           </w:p>
         </w:tc>
@@ -435,9 +1039,9 @@
               <w:right w:val="single" w:color="CCCCCC" w:sz="1"/>
             </w:tcBorders>
             <w:tcMar>
-              <w:top w:type="dxa" w:w="60"/>
+              <w:top w:type="dxa" w:w="80"/>
               <w:left w:type="dxa" w:w="120"/>
-              <w:bottom w:type="dxa" w:w="60"/>
+              <w:bottom w:type="dxa" w:w="80"/>
               <w:right w:type="dxa" w:w="120"/>
             </w:tcMar>
           </w:tcPr>
@@ -450,7 +1054,7 @@
                 <w:sz w:val="20"/>
                 <w:szCs w:val="20"/>
               </w:rPr>
-              <w:t xml:space="preserve">15-20 min</w:t>
+              <w:t xml:space="preserve">15–20 min</w:t>
             </w:r>
           </w:p>
         </w:tc>
@@ -464,20 +1068,81 @@
               <w:right w:val="single" w:color="CCCCCC" w:sz="1"/>
             </w:tcBorders>
             <w:tcMar>
-              <w:top w:type="dxa" w:w="60"/>
+              <w:top w:type="dxa" w:w="80"/>
               <w:left w:type="dxa" w:w="120"/>
-              <w:bottom w:type="dxa" w:w="60"/>
+              <w:bottom w:type="dxa" w:w="80"/>
               <w:right w:type="dxa" w:w="120"/>
             </w:tcMar>
           </w:tcPr>
           <w:p>
-            <w:r>
-              <w:rPr>
-                <w:rFonts w:ascii="Arial" w:cs="Arial" w:eastAsia="Arial" w:hAnsi="Arial"/>
-                <w:sz w:val="20"/>
-                <w:szCs w:val="20"/>
+            <w:pPr>
+              <w:spacing w:after="80" w:before="80"/>
+            </w:pPr>
+            <w:r>
+              <w:rPr>
+                <w:rFonts w:ascii="Arial" w:cs="Arial" w:eastAsia="Arial" w:hAnsi="Arial"/>
+                <w:b/>
+                <w:bCs/>
+                <w:i w:val="false"/>
+                <w:iCs w:val="false"/>
+                <w:color w:val="000000"/>
+                <w:sz w:val="22"/>
+                <w:szCs w:val="22"/>
               </w:rPr>
               <w:t xml:space="preserve">Independent Practice / Code Along</w:t>
+            </w:r>
+            <w:r>
+              <w:rPr>
+                <w:rFonts w:ascii="Arial" w:cs="Arial" w:eastAsia="Arial" w:hAnsi="Arial"/>
+                <w:sz w:val="20"/>
+                <w:szCs w:val="20"/>
+              </w:rPr>
+              <w:br/>
+              <w:t xml:space="preserve"/>
+            </w:r>
+            <w:r>
+              <w:rPr>
+                <w:rFonts w:ascii="Arial" w:cs="Arial" w:eastAsia="Arial" w:hAnsi="Arial"/>
+                <w:b w:val="false"/>
+                <w:bCs w:val="false"/>
+                <w:i w:val="false"/>
+                <w:iCs w:val="false"/>
+                <w:color w:val="000000"/>
+                <w:sz w:val="20"/>
+                <w:szCs w:val="20"/>
+              </w:rPr>
+              <w:t xml:space="preserve">    Work through problems from the day's exercise set.</w:t>
+            </w:r>
+            <w:r>
+              <w:rPr>
+                <w:rFonts w:ascii="Arial" w:cs="Arial" w:eastAsia="Arial" w:hAnsi="Arial"/>
+                <w:sz w:val="20"/>
+                <w:szCs w:val="20"/>
+              </w:rPr>
+              <w:br/>
+              <w:t xml:space="preserve"/>
+            </w:r>
+            <w:r>
+              <w:rPr>
+                <w:rFonts w:ascii="Arial" w:cs="Arial" w:eastAsia="Arial" w:hAnsi="Arial"/>
+                <w:sz w:val="20"/>
+                <w:szCs w:val="20"/>
+              </w:rPr>
+              <w:br/>
+              <w:t xml:space="preserve"/>
+            </w:r>
+            <w:r>
+              <w:rPr>
+                <w:rFonts w:ascii="Arial" w:cs="Arial" w:eastAsia="Arial" w:hAnsi="Arial"/>
+                <w:b w:val="false"/>
+                <w:bCs w:val="false"/>
+                <w:i/>
+                <w:iCs/>
+                <w:color w:val="555555"/>
+                <w:sz w:val="20"/>
+                <w:szCs w:val="20"/>
+              </w:rPr>
+              <w:t xml:space="preserve">→ Teacher circulates — offer hints, check for understanding.</w:t>
             </w:r>
           </w:p>
         </w:tc>
@@ -493,9 +1158,9 @@
               <w:right w:val="single" w:color="CCCCCC" w:sz="1"/>
             </w:tcBorders>
             <w:tcMar>
-              <w:top w:type="dxa" w:w="60"/>
+              <w:top w:type="dxa" w:w="80"/>
               <w:left w:type="dxa" w:w="120"/>
-              <w:bottom w:type="dxa" w:w="60"/>
+              <w:bottom w:type="dxa" w:w="80"/>
               <w:right w:type="dxa" w:w="120"/>
             </w:tcMar>
           </w:tcPr>
@@ -522,20 +1187,90 @@
               <w:right w:val="single" w:color="CCCCCC" w:sz="1"/>
             </w:tcBorders>
             <w:tcMar>
-              <w:top w:type="dxa" w:w="60"/>
+              <w:top w:type="dxa" w:w="80"/>
               <w:left w:type="dxa" w:w="120"/>
-              <w:bottom w:type="dxa" w:w="60"/>
+              <w:bottom w:type="dxa" w:w="80"/>
               <w:right w:type="dxa" w:w="120"/>
             </w:tcMar>
           </w:tcPr>
           <w:p>
-            <w:r>
-              <w:rPr>
-                <w:rFonts w:ascii="Arial" w:cs="Arial" w:eastAsia="Arial" w:hAnsi="Arial"/>
-                <w:sz w:val="20"/>
-                <w:szCs w:val="20"/>
+            <w:pPr>
+              <w:spacing w:after="80" w:before="80"/>
+            </w:pPr>
+            <w:r>
+              <w:rPr>
+                <w:rFonts w:ascii="Arial" w:cs="Arial" w:eastAsia="Arial" w:hAnsi="Arial"/>
+                <w:b/>
+                <w:bCs/>
+                <w:i w:val="false"/>
+                <w:iCs w:val="false"/>
+                <w:color w:val="000000"/>
+                <w:sz w:val="22"/>
+                <w:szCs w:val="22"/>
               </w:rPr>
               <w:t xml:space="preserve">Exit Ticket / Wrap-Up</w:t>
+            </w:r>
+            <w:r>
+              <w:rPr>
+                <w:rFonts w:ascii="Arial" w:cs="Arial" w:eastAsia="Arial" w:hAnsi="Arial"/>
+                <w:sz w:val="20"/>
+                <w:szCs w:val="20"/>
+              </w:rPr>
+              <w:br/>
+              <w:t xml:space="preserve"/>
+            </w:r>
+            <w:r>
+              <w:rPr>
+                <w:rFonts w:ascii="Arial" w:cs="Arial" w:eastAsia="Arial" w:hAnsi="Arial"/>
+                <w:sz w:val="20"/>
+                <w:szCs w:val="20"/>
+              </w:rPr>
+              <w:br/>
+              <w:t xml:space="preserve"/>
+            </w:r>
+            <w:r>
+              <w:rPr>
+                <w:rFonts w:ascii="Arial" w:cs="Arial" w:eastAsia="Arial" w:hAnsi="Arial"/>
+                <w:b w:val="false"/>
+                <w:bCs w:val="false"/>
+                <w:i w:val="false"/>
+                <w:iCs w:val="false"/>
+                <w:color w:val="000000"/>
+                <w:sz w:val="20"/>
+                <w:szCs w:val="20"/>
+              </w:rPr>
+              <w:t xml:space="preserve">Quick Check: Write complex list and dictionary comprehensions with nested loops and multiple conditions?</w:t>
+            </w:r>
+            <w:r>
+              <w:rPr>
+                <w:rFonts w:ascii="Arial" w:cs="Arial" w:eastAsia="Arial" w:hAnsi="Arial"/>
+                <w:sz w:val="20"/>
+                <w:szCs w:val="20"/>
+              </w:rPr>
+              <w:br/>
+              <w:t xml:space="preserve"/>
+            </w:r>
+            <w:r>
+              <w:rPr>
+                <w:rFonts w:ascii="Arial" w:cs="Arial" w:eastAsia="Arial" w:hAnsi="Arial"/>
+                <w:sz w:val="20"/>
+                <w:szCs w:val="20"/>
+              </w:rPr>
+              <w:br/>
+              <w:t xml:space="preserve"/>
+            </w:r>
+            <w:r>
+              <w:rPr>
+                <w:rFonts w:ascii="Arial" w:cs="Arial" w:eastAsia="Arial" w:hAnsi="Arial"/>
+                <w:b w:val="false"/>
+                <w:bCs w:val="false"/>
+                <w:i/>
+                <w:iCs/>
+                <w:color w:val="555555"/>
+                <w:sz w:val="20"/>
+                <w:szCs w:val="20"/>
+              </w:rPr>
+              <w:t xml:space="preserve">→ 3–2–1: Name 3 things learned, 2 new vocab words, 1 question you still have.</w:t>
             </w:r>
           </w:p>
         </w:tc>
@@ -750,19 +1485,6 @@
                 <w:sz w:val="18"/>
                 <w:szCs w:val="18"/>
               </w:rPr>
-              <w:t xml:space="preserve"># Example 1: Nested loop comprehension - create all pairs</w:t>
-            </w:r>
-          </w:p>
-          <w:p>
-            <w:pPr>
-              <w:spacing w:after="20"/>
-            </w:pPr>
-            <w:r>
-              <w:rPr>
-                <w:rFonts w:ascii="Courier New" w:cs="Courier New" w:eastAsia="Courier New" w:hAnsi="Courier New"/>
-                <w:sz w:val="18"/>
-                <w:szCs w:val="18"/>
-              </w:rPr>
               <w:t xml:space="preserve">list1 = [1, 2, 3]</w:t>
             </w:r>
           </w:p>
@@ -815,19 +1537,6 @@
                 <w:sz w:val="18"/>
                 <w:szCs w:val="18"/>
               </w:rPr>
-              <w:t xml:space="preserve"># Output: [(1, 'a'), (1, 'b'), (2, 'a'), (2, 'b'), (3, 'a'), (3, 'b')]</w:t>
-            </w:r>
-          </w:p>
-          <w:p>
-            <w:pPr>
-              <w:spacing w:after="20"/>
-            </w:pPr>
-            <w:r>
-              <w:rPr>
-                <w:rFonts w:ascii="Courier New" w:cs="Courier New" w:eastAsia="Courier New" w:hAnsi="Courier New"/>
-                <w:sz w:val="18"/>
-                <w:szCs w:val="18"/>
-              </w:rPr>
               <w:t xml:space="preserve"> </w:t>
             </w:r>
           </w:p>
@@ -841,7 +1550,20 @@
                 <w:sz w:val="18"/>
                 <w:szCs w:val="18"/>
               </w:rPr>
-              <w:t xml:space="preserve"># Example 2: Flatten a nested list</w:t>
+              <w:t xml:space="preserve"> </w:t>
+            </w:r>
+          </w:p>
+          <w:p>
+            <w:pPr>
+              <w:spacing w:after="20"/>
+            </w:pPr>
+            <w:r>
+              <w:rPr>
+                <w:rFonts w:ascii="Courier New" w:cs="Courier New" w:eastAsia="Courier New" w:hAnsi="Courier New"/>
+                <w:sz w:val="18"/>
+                <w:szCs w:val="18"/>
+              </w:rPr>
+              <w:t xml:space="preserve"> </w:t>
             </w:r>
           </w:p>
           <w:p>
@@ -906,7 +1628,7 @@
                 <w:sz w:val="18"/>
                 <w:szCs w:val="18"/>
               </w:rPr>
-              <w:t xml:space="preserve"># Example 3: Multiple conditions</w:t>
+              <w:t xml:space="preserve"> </w:t>
             </w:r>
           </w:p>
           <w:p>
@@ -932,7 +1654,7 @@
                 <w:sz w:val="18"/>
                 <w:szCs w:val="18"/>
               </w:rPr>
-              <w:t xml:space="preserve"># Numbers that are even AND greater than 4</w:t>
+              <w:t xml:space="preserve"> </w:t>
             </w:r>
           </w:p>
           <w:p>
@@ -984,7 +1706,7 @@
                 <w:sz w:val="18"/>
                 <w:szCs w:val="18"/>
               </w:rPr>
-              <w:t xml:space="preserve"># Example 4: Nested comprehension with condition</w:t>
+              <w:t xml:space="preserve"> </w:t>
             </w:r>
           </w:p>
           <w:p>
@@ -1010,7 +1732,7 @@
                 <w:sz w:val="18"/>
                 <w:szCs w:val="18"/>
               </w:rPr>
-              <w:t xml:space="preserve"># Get only even numbers from the matrix</w:t>
+              <w:t xml:space="preserve"> </w:t>
             </w:r>
           </w:p>
           <w:p>
@@ -1062,7 +1784,7 @@
                 <w:sz w:val="18"/>
                 <w:szCs w:val="18"/>
               </w:rPr>
-              <w:t xml:space="preserve"># Example 5: Dictionary comprehension with nested structure</w:t>
+              <w:t xml:space="preserve"> </w:t>
             </w:r>
           </w:p>
           <w:p>
@@ -1127,7 +1849,7 @@
                 <w:sz w:val="18"/>
                 <w:szCs w:val="18"/>
               </w:rPr>
-              <w:t xml:space="preserve"># Create dict mapping student names to average scores</w:t>
+              <w:t xml:space="preserve"> </w:t>
             </w:r>
           </w:p>
           <w:p>
@@ -1218,7 +1940,7 @@
                 <w:sz w:val="18"/>
                 <w:szCs w:val="18"/>
               </w:rPr>
-              <w:t xml:space="preserve"># Example 6: Dictionary comprehension with filtering</w:t>
+              <w:t xml:space="preserve"> </w:t>
             </w:r>
           </w:p>
           <w:p>
@@ -1244,7 +1966,7 @@
                 <w:sz w:val="18"/>
                 <w:szCs w:val="18"/>
               </w:rPr>
-              <w:t xml:space="preserve"># Filter items over $1</w:t>
+              <w:t xml:space="preserve"> </w:t>
             </w:r>
           </w:p>
           <w:p>
@@ -1296,7 +2018,7 @@
                 <w:sz w:val="18"/>
                 <w:szCs w:val="18"/>
               </w:rPr>
-              <w:t xml:space="preserve"># Example 7: Transpose a matrix</w:t>
+              <w:t xml:space="preserve"> </w:t>
             </w:r>
           </w:p>
           <w:p>
@@ -1361,7 +2083,7 @@
                 <w:sz w:val="18"/>
                 <w:szCs w:val="18"/>
               </w:rPr>
-              <w:t xml:space="preserve"># Example 8: Set comprehension with filtering</w:t>
+              <w:t xml:space="preserve"> </w:t>
             </w:r>
           </w:p>
           <w:p>
@@ -1387,7 +2109,7 @@
                 <w:sz w:val="18"/>
                 <w:szCs w:val="18"/>
               </w:rPr>
-              <w:t xml:space="preserve"># Get all unique first letters from words starting with 'a' or 'b'</w:t>
+              <w:t xml:space="preserve"> </w:t>
             </w:r>
           </w:p>
           <w:p>
@@ -1439,20 +2161,20 @@
                 <w:sz w:val="18"/>
                 <w:szCs w:val="18"/>
               </w:rPr>
-              <w:t xml:space="preserve"># Example 9: Nested list comprehension (creating 2D structure)</w:t>
-            </w:r>
-          </w:p>
-          <w:p>
-            <w:pPr>
-              <w:spacing w:after="20"/>
-            </w:pPr>
-            <w:r>
-              <w:rPr>
-                <w:rFonts w:ascii="Courier New" w:cs="Courier New" w:eastAsia="Courier New" w:hAnsi="Courier New"/>
-                <w:sz w:val="18"/>
-                <w:szCs w:val="18"/>
-              </w:rPr>
-              <w:t xml:space="preserve"># Create a 3x3 multiplication table</w:t>
+              <w:t xml:space="preserve"> </w:t>
+            </w:r>
+          </w:p>
+          <w:p>
+            <w:pPr>
+              <w:spacing w:after="20"/>
+            </w:pPr>
+            <w:r>
+              <w:rPr>
+                <w:rFonts w:ascii="Courier New" w:cs="Courier New" w:eastAsia="Courier New" w:hAnsi="Courier New"/>
+                <w:sz w:val="18"/>
+                <w:szCs w:val="18"/>
+              </w:rPr>
+              <w:t xml:space="preserve"> </w:t>
             </w:r>
           </w:p>
           <w:p>
@@ -1491,19 +2213,6 @@
                 <w:sz w:val="18"/>
                 <w:szCs w:val="18"/>
               </w:rPr>
-              <w:t xml:space="preserve"># [[1, 2, 3], [2, 4, 6], [3, 6, 9]]</w:t>
-            </w:r>
-          </w:p>
-          <w:p>
-            <w:pPr>
-              <w:spacing w:after="20"/>
-            </w:pPr>
-            <w:r>
-              <w:rPr>
-                <w:rFonts w:ascii="Courier New" w:cs="Courier New" w:eastAsia="Courier New" w:hAnsi="Courier New"/>
-                <w:sz w:val="18"/>
-                <w:szCs w:val="18"/>
-              </w:rPr>
               <w:t xml:space="preserve"> </w:t>
             </w:r>
           </w:p>
@@ -1517,7 +2226,20 @@
                 <w:sz w:val="18"/>
                 <w:szCs w:val="18"/>
               </w:rPr>
-              <w:t xml:space="preserve"># Example 10: Complex real-world example</w:t>
+              <w:t xml:space="preserve"> </w:t>
+            </w:r>
+          </w:p>
+          <w:p>
+            <w:pPr>
+              <w:spacing w:after="20"/>
+            </w:pPr>
+            <w:r>
+              <w:rPr>
+                <w:rFonts w:ascii="Courier New" w:cs="Courier New" w:eastAsia="Courier New" w:hAnsi="Courier New"/>
+                <w:sz w:val="18"/>
+                <w:szCs w:val="18"/>
+              </w:rPr>
+              <w:t xml:space="preserve"> </w:t>
             </w:r>
           </w:p>
           <w:p>
@@ -1608,7 +2330,7 @@
                 <w:sz w:val="18"/>
                 <w:szCs w:val="18"/>
               </w:rPr>
-              <w:t xml:space="preserve"># Get products by category</w:t>
+              <w:t xml:space="preserve"> </w:t>
             </w:r>
           </w:p>
           <w:p>
@@ -1674,19 +2396,6 @@
                 <w:szCs w:val="18"/>
               </w:rPr>
               <w:t xml:space="preserve">print(by_category)</w:t>
-            </w:r>
-          </w:p>
-          <w:p>
-            <w:pPr>
-              <w:spacing w:after="20"/>
-            </w:pPr>
-            <w:r>
-              <w:rPr>
-                <w:rFonts w:ascii="Courier New" w:cs="Courier New" w:eastAsia="Courier New" w:hAnsi="Courier New"/>
-                <w:sz w:val="18"/>
-                <w:szCs w:val="18"/>
-              </w:rPr>
-              <w:t xml:space="preserve"># {'Electronics': ['Laptop', 'Mouse'], 'Furniture': ['Desk', 'Chair']}</w:t>
             </w:r>
           </w:p>
         </w:tc>
@@ -1756,19 +2465,6 @@
               <w:t xml:space="preserve">print(pairs)</w:t>
             </w:r>
           </w:p>
-          <w:p>
-            <w:pPr>
-              <w:spacing w:after="20"/>
-            </w:pPr>
-            <w:r>
-              <w:rPr>
-                <w:rFonts w:ascii="Courier New" w:cs="Courier New" w:eastAsia="Courier New" w:hAnsi="Courier New"/>
-                <w:sz w:val="18"/>
-                <w:szCs w:val="18"/>
-              </w:rPr>
-              <w:t xml:space="preserve"># Should print: [(1, 'a'), (1, 'b'), (2, 'a'), (2, 'b'), (3, 'a'), (3, 'b')]</w:t>
-            </w:r>
-          </w:p>
         </w:tc>
       </w:tr>
     </w:tbl>
@@ -1849,19 +2545,6 @@
               <w:t xml:space="preserve">print(flattened)</w:t>
             </w:r>
           </w:p>
-          <w:p>
-            <w:pPr>
-              <w:spacing w:after="20"/>
-            </w:pPr>
-            <w:r>
-              <w:rPr>
-                <w:rFonts w:ascii="Courier New" w:cs="Courier New" w:eastAsia="Courier New" w:hAnsi="Courier New"/>
-                <w:sz w:val="18"/>
-                <w:szCs w:val="18"/>
-              </w:rPr>
-              <w:t xml:space="preserve"># Should print: [1, 2, 3, 4, 5, 6]</w:t>
-            </w:r>
-          </w:p>
         </w:tc>
       </w:tr>
     </w:tbl>
@@ -1929,19 +2612,6 @@
               <w:t xml:space="preserve">print(squares)</w:t>
             </w:r>
           </w:p>
-          <w:p>
-            <w:pPr>
-              <w:spacing w:after="20"/>
-            </w:pPr>
-            <w:r>
-              <w:rPr>
-                <w:rFonts w:ascii="Courier New" w:cs="Courier New" w:eastAsia="Courier New" w:hAnsi="Courier New"/>
-                <w:sz w:val="18"/>
-                <w:szCs w:val="18"/>
-              </w:rPr>
-              <w:t xml:space="preserve"># Should print: {2: 4, 4: 16, 6: 36, 8: 64, 10: 100}</w:t>
-            </w:r>
-          </w:p>
         </w:tc>
       </w:tr>
     </w:tbl>
@@ -2022,19 +2692,6 @@
               <w:t xml:space="preserve">print(evens)</w:t>
             </w:r>
           </w:p>
-          <w:p>
-            <w:pPr>
-              <w:spacing w:after="20"/>
-            </w:pPr>
-            <w:r>
-              <w:rPr>
-                <w:rFonts w:ascii="Courier New" w:cs="Courier New" w:eastAsia="Courier New" w:hAnsi="Courier New"/>
-                <w:sz w:val="18"/>
-                <w:szCs w:val="18"/>
-              </w:rPr>
-              <w:t xml:space="preserve"># Should print: [2, 4, 6, 8]</w:t>
-            </w:r>
-          </w:p>
         </w:tc>
       </w:tr>
     </w:tbl>
@@ -2115,19 +2772,6 @@
               <w:t xml:space="preserve">print(high_scores)</w:t>
             </w:r>
           </w:p>
-          <w:p>
-            <w:pPr>
-              <w:spacing w:after="20"/>
-            </w:pPr>
-            <w:r>
-              <w:rPr>
-                <w:rFonts w:ascii="Courier New" w:cs="Courier New" w:eastAsia="Courier New" w:hAnsi="Courier New"/>
-                <w:sz w:val="18"/>
-                <w:szCs w:val="18"/>
-              </w:rPr>
-              <w:t xml:space="preserve"># Should print: {'Alice': 85, 'Charlie': 90}</w:t>
-            </w:r>
-          </w:p>
         </w:tc>
       </w:tr>
     </w:tbl>
@@ -2179,19 +2823,6 @@
                 <w:sz w:val="18"/>
                 <w:szCs w:val="18"/>
               </w:rPr>
-              <w:t xml:space="preserve"># Beginner</w:t>
-            </w:r>
-          </w:p>
-          <w:p>
-            <w:pPr>
-              <w:spacing w:after="20"/>
-            </w:pPr>
-            <w:r>
-              <w:rPr>
-                <w:rFonts w:ascii="Courier New" w:cs="Courier New" w:eastAsia="Courier New" w:hAnsi="Courier New"/>
-                <w:sz w:val="18"/>
-                <w:szCs w:val="18"/>
-              </w:rPr>
               <w:t xml:space="preserve">result = [(x, x ** 2) for x in range(1, 6)]</w:t>
             </w:r>
           </w:p>
@@ -2231,7 +2862,7 @@
                 <w:sz w:val="18"/>
                 <w:szCs w:val="18"/>
               </w:rPr>
-              <w:t xml:space="preserve"># Intermediate</w:t>
+              <w:t xml:space="preserve"> </w:t>
             </w:r>
           </w:p>
           <w:p>
@@ -2296,7 +2927,7 @@
                 <w:sz w:val="18"/>
                 <w:szCs w:val="18"/>
               </w:rPr>
-              <w:t xml:space="preserve"># Challenge</w:t>
+              <w:t xml:space="preserve"> </w:t>
             </w:r>
           </w:p>
           <w:p>
@@ -2427,19 +3058,6 @@
                 <w:szCs w:val="18"/>
               </w:rPr>
               <w:t xml:space="preserve">print(by_category)</w:t>
-            </w:r>
-          </w:p>
-          <w:p>
-            <w:pPr>
-              <w:spacing w:after="20"/>
-            </w:pPr>
-            <w:r>
-              <w:rPr>
-                <w:rFonts w:ascii="Courier New" w:cs="Courier New" w:eastAsia="Courier New" w:hAnsi="Courier New"/>
-                <w:sz w:val="18"/>
-                <w:szCs w:val="18"/>
-              </w:rPr>
-              <w:t xml:space="preserve"># Output: {'Fruit': ['Apple', 'Banana'], 'Vegetable': ['Carrot']}</w:t>
             </w:r>
           </w:p>
         </w:tc>

--- a/Coding 2 - year/Unit 3 - Advanced Functions & Algorithms/Daily Lesson Plans/Word/Day 7.docx
+++ b/Coding 2 - year/Unit 3 - Advanced Functions & Algorithms/Daily Lesson Plans/Word/Day 7.docx
@@ -380,7 +380,7 @@
                 <w:sz w:val="20"/>
                 <w:szCs w:val="20"/>
               </w:rPr>
-              <w:t xml:space="preserve">    What do you already know about how to write complex list and dictionary comprehensions with nested loops and multiple conditions?</w:t>
+              <w:t xml:space="preserve">    If you had to write complex list and dictionary comprehensions with nested loops and multiple conditions, what would be the very first line of code you'd write? Why?</w:t>
             </w:r>
             <w:r>
               <w:rPr>
@@ -477,7 +477,7 @@
                 <w:sz w:val="20"/>
                 <w:szCs w:val="20"/>
               </w:rPr>
-              <w:t xml:space="preserve">Today's Goal: By the end of class you will be able to write complex list and dictionary comprehensions with nested loops and multiple conditions.</w:t>
+              <w:t xml:space="preserve">Today’s Goal: By the end of class you will be able to write complex list and dictionary comprehensions with nested loops and multiple conditions.</w:t>
             </w:r>
             <w:r>
               <w:rPr>
@@ -1239,7 +1239,7 @@
                 <w:sz w:val="20"/>
                 <w:szCs w:val="20"/>
               </w:rPr>
-              <w:t xml:space="preserve">Quick Check: Write complex list and dictionary comprehensions with nested loops and multiple conditions?</w:t>
+              <w:t xml:space="preserve">Without looking at your notes, write pseudocode showing how to write complex list and dictionary comprehensions with nested loops and multiple conditions.</w:t>
             </w:r>
             <w:r>
               <w:rPr>

--- a/Coding 2 - year/Unit 3 - Advanced Functions & Algorithms/Daily Lesson Plans/Word/Day 7.docx
+++ b/Coding 2 - year/Unit 3 - Advanced Functions & Algorithms/Daily Lesson Plans/Word/Day 7.docx
@@ -1103,6 +1103,19 @@
             <w:r>
               <w:rPr>
                 <w:rFonts w:ascii="Arial" w:cs="Arial" w:eastAsia="Arial" w:hAnsi="Arial"/>
+                <w:b/>
+                <w:bCs/>
+                <w:i w:val="false"/>
+                <w:iCs w:val="false"/>
+                <w:color w:val="000000"/>
+                <w:sz w:val="20"/>
+                <w:szCs w:val="20"/>
+              </w:rPr>
+              <w:t xml:space="preserve">    Beginner: </w:t>
+            </w:r>
+            <w:r>
+              <w:rPr>
+                <w:rFonts w:ascii="Arial" w:cs="Arial" w:eastAsia="Arial" w:hAnsi="Arial"/>
                 <w:b w:val="false"/>
                 <w:bCs w:val="false"/>
                 <w:i w:val="false"/>
@@ -1111,7 +1124,77 @@
                 <w:sz w:val="20"/>
                 <w:szCs w:val="20"/>
               </w:rPr>
-              <w:t xml:space="preserve">    Work through problems from the day's exercise set.</w:t>
+              <w:t xml:space="preserve">Write a list comprehension that creates pairs of (number, squared) for numbers 1-5.</w:t>
+            </w:r>
+            <w:r>
+              <w:rPr>
+                <w:rFonts w:ascii="Arial" w:cs="Arial" w:eastAsia="Arial" w:hAnsi="Arial"/>
+                <w:sz w:val="20"/>
+                <w:szCs w:val="20"/>
+              </w:rPr>
+              <w:br/>
+              <w:t xml:space="preserve"/>
+            </w:r>
+            <w:r>
+              <w:rPr>
+                <w:rFonts w:ascii="Arial" w:cs="Arial" w:eastAsia="Arial" w:hAnsi="Arial"/>
+                <w:b/>
+                <w:bCs/>
+                <w:i w:val="false"/>
+                <w:iCs w:val="false"/>
+                <w:color w:val="000000"/>
+                <w:sz w:val="20"/>
+                <w:szCs w:val="20"/>
+              </w:rPr>
+              <w:t xml:space="preserve">    Intermediate: </w:t>
+            </w:r>
+            <w:r>
+              <w:rPr>
+                <w:rFonts w:ascii="Arial" w:cs="Arial" w:eastAsia="Arial" w:hAnsi="Arial"/>
+                <w:b w:val="false"/>
+                <w:bCs w:val="false"/>
+                <w:i w:val="false"/>
+                <w:iCs w:val="false"/>
+                <w:color w:val="000000"/>
+                <w:sz w:val="20"/>
+                <w:szCs w:val="20"/>
+              </w:rPr>
+              <w:t xml:space="preserve">Create a list of only the even numbers from a list of lists: [[1, 2, 3], [4, 5, 6], [7, 8, 9]]</w:t>
+            </w:r>
+            <w:r>
+              <w:rPr>
+                <w:rFonts w:ascii="Arial" w:cs="Arial" w:eastAsia="Arial" w:hAnsi="Arial"/>
+                <w:sz w:val="20"/>
+                <w:szCs w:val="20"/>
+              </w:rPr>
+              <w:br/>
+              <w:t xml:space="preserve"/>
+            </w:r>
+            <w:r>
+              <w:rPr>
+                <w:rFonts w:ascii="Arial" w:cs="Arial" w:eastAsia="Arial" w:hAnsi="Arial"/>
+                <w:b/>
+                <w:bCs/>
+                <w:i w:val="false"/>
+                <w:iCs w:val="false"/>
+                <w:color w:val="000000"/>
+                <w:sz w:val="20"/>
+                <w:szCs w:val="20"/>
+              </w:rPr>
+              <w:t xml:space="preserve">    Challenge: </w:t>
+            </w:r>
+            <w:r>
+              <w:rPr>
+                <w:rFonts w:ascii="Arial" w:cs="Arial" w:eastAsia="Arial" w:hAnsi="Arial"/>
+                <w:b w:val="false"/>
+                <w:bCs w:val="false"/>
+                <w:i w:val="false"/>
+                <w:iCs w:val="false"/>
+                <w:color w:val="000000"/>
+                <w:sz w:val="20"/>
+                <w:szCs w:val="20"/>
+              </w:rPr>
+              <w:t xml:space="preserve">Create a dictionary that groups products by category from a list of product dictionaries. (Advanced grouping problem!)</w:t>
             </w:r>
             <w:r>
               <w:rPr>
@@ -3156,6 +3239,94 @@
       <w:pPr>
         <w:spacing w:after="160"/>
       </w:pPr>
+    </w:p>
+    <w:p>
+      <w:pPr>
+        <w:pBdr>
+          <w:bottom w:val="single" w:color="1B7A4A" w:sz="4" w:space="4"/>
+        </w:pBdr>
+        <w:spacing w:after="100" w:before="120"/>
+      </w:pPr>
+      <w:r>
+        <w:rPr>
+          <w:rFonts w:ascii="Arial" w:cs="Arial" w:eastAsia="Arial" w:hAnsi="Arial"/>
+          <w:b/>
+          <w:bCs/>
+          <w:color w:val="1B7A4A"/>
+          <w:sz w:val="24"/>
+          <w:szCs w:val="24"/>
+        </w:rPr>
+        <w:t xml:space="preserve">Practice Problems</w:t>
+      </w:r>
+    </w:p>
+    <w:p>
+      <w:pPr>
+        <w:spacing w:after="80"/>
+      </w:pPr>
+      <w:r>
+        <w:rPr>
+          <w:rFonts w:ascii="Arial" w:cs="Arial" w:eastAsia="Arial" w:hAnsi="Arial"/>
+          <w:b/>
+          <w:bCs/>
+          <w:sz w:val="20"/>
+          <w:szCs w:val="20"/>
+        </w:rPr>
+        <w:t xml:space="preserve">Problem 1: </w:t>
+      </w:r>
+      <w:r>
+        <w:rPr>
+          <w:rFonts w:ascii="Arial" w:cs="Arial" w:eastAsia="Arial" w:hAnsi="Arial"/>
+          <w:sz w:val="20"/>
+          <w:szCs w:val="20"/>
+        </w:rPr>
+        <w:t xml:space="preserve">Beginner:  Write a list comprehension that creates pairs of (number, squared) for numbers 1-5.</w:t>
+      </w:r>
+    </w:p>
+    <w:p>
+      <w:pPr>
+        <w:spacing w:after="80"/>
+      </w:pPr>
+      <w:r>
+        <w:rPr>
+          <w:rFonts w:ascii="Arial" w:cs="Arial" w:eastAsia="Arial" w:hAnsi="Arial"/>
+          <w:b/>
+          <w:bCs/>
+          <w:sz w:val="20"/>
+          <w:szCs w:val="20"/>
+        </w:rPr>
+        <w:t xml:space="preserve">Problem 2: </w:t>
+      </w:r>
+      <w:r>
+        <w:rPr>
+          <w:rFonts w:ascii="Arial" w:cs="Arial" w:eastAsia="Arial" w:hAnsi="Arial"/>
+          <w:sz w:val="20"/>
+          <w:szCs w:val="20"/>
+        </w:rPr>
+        <w:t xml:space="preserve">Intermediate:  Create a list of only the even numbers from a list of lists: [[1, 2, 3], [4, 5, 6], [7, 8, 9]]</w:t>
+      </w:r>
+    </w:p>
+    <w:p>
+      <w:pPr>
+        <w:spacing w:after="80"/>
+      </w:pPr>
+      <w:r>
+        <w:rPr>
+          <w:rFonts w:ascii="Arial" w:cs="Arial" w:eastAsia="Arial" w:hAnsi="Arial"/>
+          <w:b/>
+          <w:bCs/>
+          <w:sz w:val="20"/>
+          <w:szCs w:val="20"/>
+        </w:rPr>
+        <w:t xml:space="preserve">Problem 3: </w:t>
+      </w:r>
+      <w:r>
+        <w:rPr>
+          <w:rFonts w:ascii="Arial" w:cs="Arial" w:eastAsia="Arial" w:hAnsi="Arial"/>
+          <w:sz w:val="20"/>
+          <w:szCs w:val="20"/>
+        </w:rPr>
+        <w:t xml:space="preserve">Challenge:  Create a dictionary that groups products by category from a list of product dictionaries. (Advanced grouping problem!)</w:t>
+      </w:r>
     </w:p>
     <w:p>
       <w:pPr>
